--- a/dokumentation/09_tests_fehler_und_devopsfaelle.docx
+++ b/dokumentation/09_tests_fehler_und_devopsfaelle.docx
@@ -1566,7 +1566,7 @@
               <w:rPr>
                 <w:sz w:val="14"/>
               </w:rPr>
-              <w:t>Security Gate wurde nicht abgeschaltet; Schwachstellen wurden behandelt/bewertet und späterer Release-Nachtest bestand. Nachweis: F02_github_actions_release_nachtest_bestanden.png.</w:t>
+              <w:t>Security Gate wurde nicht abgeschaltet; Schwachstellen wurden behandelt/bewertet und späterer Release-Nachtest bestand. Nachweis: F02_github_actions_release_nachtest_bestanden.png. Hinweis: Dieser Testlauf fand statt, als Trivy noch mit exit-code: 1 blockierend konfiguriert war. Die aktuelle release.yml-Konfiguration nutzt exit-code: 0 (bewusst nicht-blockierend, siehe 04_github_actions_und_registry.docx); der hier dokumentierte F02-Fall bleibt als historischer Fehler-/Fix-Nachweis gültig, beschreibt aber nicht den heutigen Gate-Zustand.</w:t>
             </w:r>
           </w:p>
         </w:tc>
